--- a/public/wzory/SWA_B-01_Umowa_uczestnictwa_w_projekcie_szablon.docx
+++ b/public/wzory/SWA_B-01_Umowa_uczestnictwa_w_projekcie_szablon.docx
@@ -151,7 +151,7 @@
           <w:sz w:val="20"/>
           <w:szCs w:val="20"/>
         </w:rPr>
-        <w:t xml:space="preserve">zawarta w dniu ........................ r. w ........................................</w:t>
+        <w:t xml:space="preserve">zawarta w dniu {{data_dokumentu_kropki}} r. w {{miejsce_umowy}}</w:t>
       </w:r>
     </w:p>
     <w:p>
@@ -252,15 +252,15 @@
           <w:b/>
           <w:bCs/>
         </w:rPr>
-        <w:t xml:space="preserve">Panią/Panem: </w:t>
-      </w:r>
-      <w:r>
-        <w:rPr>
-          <w:rFonts w:ascii="Arial" w:hAnsi="Arial" w:cs="Arial"/>
-          <w:sz w:val="20"/>
-          <w:szCs w:val="20"/>
-        </w:rPr>
-        <w:t xml:space="preserve"> {{imie_nazwisko}}, </w:t>
+        <w:t xml:space="preserve">{{forma_umowy}}: </w:t>
+      </w:r>
+      <w:r>
+        <w:rPr>
+          <w:rFonts w:ascii="Arial" w:hAnsi="Arial" w:cs="Arial"/>
+          <w:sz w:val="20"/>
+          <w:szCs w:val="20"/>
+        </w:rPr>
+        <w:t xml:space="preserve">{{imie_nazwisko}}, </w:t>
       </w:r>
     </w:p>
     <w:p>
@@ -283,25 +283,25 @@
           <w:sz w:val="20"/>
           <w:szCs w:val="20"/>
         </w:rPr>
-        <w:t xml:space="preserve"> {{pesel}}, </w:t>
-      </w:r>
-      <w:r>
-        <w:rPr>
-          <w:rFonts w:ascii="Arial" w:hAnsi="Arial" w:cs="Arial"/>
-          <w:sz w:val="20"/>
-          <w:szCs w:val="20"/>
-          <w:b/>
-          <w:bCs/>
-        </w:rPr>
-        <w:t xml:space="preserve">zamieszkałą/ym: </w:t>
-      </w:r>
-      <w:r>
-        <w:rPr>
-          <w:rFonts w:ascii="Arial" w:hAnsi="Arial" w:cs="Arial"/>
-          <w:sz w:val="20"/>
-          <w:szCs w:val="20"/>
-        </w:rPr>
-        <w:t xml:space="preserve"> {{adres}}, </w:t>
+        <w:t xml:space="preserve">{{pesel}}, </w:t>
+      </w:r>
+      <w:r>
+        <w:rPr>
+          <w:rFonts w:ascii="Arial" w:hAnsi="Arial" w:cs="Arial"/>
+          <w:sz w:val="20"/>
+          <w:szCs w:val="20"/>
+          <w:b/>
+          <w:bCs/>
+        </w:rPr>
+        <w:t xml:space="preserve">{{zamieszkaly_umowa}}: </w:t>
+      </w:r>
+      <w:r>
+        <w:rPr>
+          <w:rFonts w:ascii="Arial" w:hAnsi="Arial" w:cs="Arial"/>
+          <w:sz w:val="20"/>
+          <w:szCs w:val="20"/>
+        </w:rPr>
+        <w:t xml:space="preserve">{{adres}}, </w:t>
       </w:r>
     </w:p>
     <w:p>
@@ -314,17 +314,17 @@
           <w:sz w:val="20"/>
           <w:szCs w:val="20"/>
         </w:rPr>
-        <w:t xml:space="preserve">zwaną/ym dalej </w:t>
-      </w:r>
-      <w:r>
-        <w:rPr>
-          <w:rFonts w:ascii="Arial" w:hAnsi="Arial" w:cs="Arial"/>
-          <w:sz w:val="20"/>
-          <w:szCs w:val="20"/>
-          <w:b/>
-          <w:bCs/>
-        </w:rPr>
-        <w:t xml:space="preserve">„Uczestnikiem/Uczestniczką projektu”.</w:t>
+        <w:t xml:space="preserve">{{zwany_umowa}}</w:t>
+      </w:r>
+      <w:r>
+        <w:rPr>
+          <w:rFonts w:ascii="Arial" w:hAnsi="Arial" w:cs="Arial"/>
+          <w:sz w:val="20"/>
+          <w:szCs w:val="20"/>
+          <w:b/>
+          <w:bCs/>
+        </w:rPr>
+        <w:t xml:space="preserve"/>
       </w:r>
     </w:p>
     <w:p>
@@ -1184,7 +1184,7 @@
           <w:sz w:val="20"/>
           <w:szCs w:val="20"/>
         </w:rPr>
-        <w:t xml:space="preserve">Przekazanie smartfona zostanie potwierdzone odrębnym protokołem przekazania (formularz SWA/G-01).</w:t>
+        <w:t xml:space="preserve">Przekazanie smartfona zostanie potwierdzone odrębnym protokołem przekazania (formularz SWA/C-05).</w:t>
       </w:r>
     </w:p>
     <w:p>
